--- a/docs/PROAGE_ASSESSMENT_SOURCES.docx
+++ b/docs/PROAGE_ASSESSMENT_SOURCES.docx
@@ -1635,6 +1635,159 @@
         </w:tc>
       </w:tr>
     </w:tbl>
+    <w:p>
+      <w:pPr>
+        <w:pStyle w:val="Heading2"/>
+        <w:spacing w:after="120" w:before="280"/>
+      </w:pPr>
+      <w:r>
+        <w:rPr>
+          <w:b/>
+          <w:bCs/>
+          <w:color w:val="1F3A5F"/>
+          <w:sz w:val="24"/>
+          <w:szCs w:val="24"/>
+        </w:rPr>
+        <w:t xml:space="preserve">Addendum (2026-08-05): same-side clustering added to the Cancer category</w:t>
+      </w:r>
+    </w:p>
+    <w:p>
+      <w:pPr>
+        <w:spacing w:after="160"/>
+      </w:pPr>
+      <w:r>
+        <w:t xml:space="preserve">Following a review prompted by a criterion quoted from CDC guidance (“two or more relatives on the same side of the family”), the app's cancer category (lib/assessments/familyHistory.ts, computeCancer) was extended to capture how many relatives were diagnosed with the same cancer and, when 2 or more, whether they are on the same side of the family (maternal or paternal). Two or more relatives with the same cancer on one side is now scored as “elevated” independent of age at diagnosis. Before this change, the check only ever asked whether any first-degree relative was diagnosed, with no side-of-family or relative-count captured — so a real cluster (e.g. two relatives with breast cancer, both on the mother's side) and two unrelated diagnoses (one on each side) were indistinguishable on paper, even though they mean very different things clinically.</w:t>
+      </w:r>
+    </w:p>
+    <w:p>
+      <w:pPr>
+        <w:pStyle w:val="Heading2"/>
+        <w:spacing w:after="120" w:before="280"/>
+      </w:pPr>
+      <w:r>
+        <w:rPr>
+          <w:b/>
+          <w:bCs/>
+          <w:color w:val="1F3A5F"/>
+          <w:sz w:val="24"/>
+          <w:szCs w:val="24"/>
+        </w:rPr>
+        <w:t xml:space="preserve">Independently verified references for the same-side criterion</w:t>
+      </w:r>
+    </w:p>
+    <w:p>
+      <w:pPr>
+        <w:spacing w:after="100"/>
+      </w:pPr>
+      <w:r>
+        <w:rPr>
+          <w:sz w:val="22"/>
+          <w:szCs w:val="22"/>
+        </w:rPr>
+        <w:t xml:space="preserve">Centers for Disease Control and Prevention (US). “People at Increased Risk for BRCA Gene Mutations” and “Hereditary Breast and Ovarian Cancer Algorithm,” cdc.gov/breast-ovarian-cancer-hereditary. CDC's own hereditary breast/ovarian cancer risk criteria are explicitly framed around two or more relatives — on the same side of the family, mother's or father's — having breast cancer or related cancers.</w:t>
+      </w:r>
+    </w:p>
+    <w:p>
+      <w:pPr>
+        <w:spacing w:after="100"/>
+      </w:pPr>
+      <w:r>
+        <w:rPr>
+          <w:sz w:val="22"/>
+          <w:szCs w:val="22"/>
+        </w:rPr>
+        <w:t xml:space="preserve">National Comprehensive Cancer Network (NCCN, international). Genetic/Familial High-Risk Assessment: Breast, Ovarian, and Pancreatic — already cited elsewhere in this check's “What the app cites” section for cancer risk generally. Newly confirmed for this addendum: NCCN's criteria count relatives up to 3rd-degree specifically on the same side of the family, and state that maternal and paternal sides are evaluated independently for familial patterns.</w:t>
+      </w:r>
+    </w:p>
+    <w:p>
+      <w:pPr>
+        <w:spacing w:after="100"/>
+      </w:pPr>
+      <w:r>
+        <w:rPr>
+          <w:sz w:val="22"/>
+          <w:szCs w:val="22"/>
+        </w:rPr>
+        <w:t xml:space="preserve">National Cancer Centre Singapore (NCCS), Cancer Genetics Service. “Hereditary Breast and Ovarian Syndrome,” nccs.com.sg. NCCS's own criteria for genetic risk assessment define a qualifying family history as breast/ovarian/pancreatic cancer occurring “on the same side of the family,” and scope “close relatives” for this purpose to “one side of the family.” This is a Singapore-specific confirmation that the same-side criterion is not a US-only construct — it matches the framework Singapore's own cancer genetics service already uses.</w:t>
+      </w:r>
+    </w:p>
+    <w:tbl>
+      <w:tblPr>
+        <w:tblW w:type="dxa" w:w="9360"/>
+        <w:tblBorders>
+          <w:top w:val="single" w:color="D8B84A" w:sz="4"/>
+          <w:left w:val="single" w:color="D8B84A" w:sz="4"/>
+          <w:bottom w:val="single" w:color="D8B84A" w:sz="4"/>
+          <w:right w:val="single" w:color="D8B84A" w:sz="4"/>
+          <w:insideH w:val="none" w:color="FFFFFF" w:sz="0"/>
+          <w:insideV w:val="none" w:color="FFFFFF" w:sz="0"/>
+        </w:tblBorders>
+      </w:tblPr>
+      <w:tblGrid>
+        <w:gridCol w:w="9360"/>
+      </w:tblGrid>
+      <w:tr>
+        <w:tc>
+          <w:tcPr>
+            <w:tcW w:type="dxa" w:w="9360"/>
+            <w:shd w:fill="FCEFC7" w:val="clear"/>
+            <w:tcMar>
+              <w:top w:type="dxa" w:w="140"/>
+              <w:left w:type="dxa" w:w="180"/>
+              <w:bottom w:type="dxa" w:w="140"/>
+              <w:right w:type="dxa" w:w="180"/>
+            </w:tcMar>
+          </w:tcPr>
+          <w:p>
+            <w:pPr>
+              <w:spacing w:after="60"/>
+            </w:pPr>
+            <w:r>
+              <w:rPr>
+                <w:b/>
+                <w:bCs/>
+                <w:color w:val="7A5E00"/>
+                <w:sz w:val="18"/>
+                <w:szCs w:val="18"/>
+              </w:rPr>
+              <w:t xml:space="preserve">ACCESS NOTE</w:t>
+            </w:r>
+          </w:p>
+          <w:p>
+            <w:pPr>
+              <w:spacing w:after="0"/>
+            </w:pPr>
+            <w:r>
+              <w:t xml:space="preserve">All three sources above were retrieved via web search in this research pass; none were confirmed by directly fetching the primary page. A direct WebFetch attempt to the NCCS page specifically returned HTTP 403 from this environment, the same failure mode noted elsewhere in this document for the Singapore MOH Lipids/Diabetes CPG PDFs (and for a Singapore Cancer Network referral-guideline PDF also attempted in this pass). The CDC and NCCN content was obtained from web-search result snippets only — no direct WebFetch to cdc.gov or the NCCN guideline PDF was attempted in this research pass, so those two have not been independently confirmed by a direct page read either. Confidence is still reasonably high because CDC, NCCN, and NCCS corroborate each other independently and NCCN was already an existing citation in this check before this addendum — but, consistent with this document's own methodology, this is disclosed rather than presented as verified direct-source reads.</w:t>
+            </w:r>
+          </w:p>
+        </w:tc>
+      </w:tr>
+    </w:tbl>
+    <w:p>
+      <w:pPr>
+        <w:pStyle w:val="Heading2"/>
+        <w:spacing w:after="120" w:before="280"/>
+      </w:pPr>
+      <w:r>
+        <w:rPr>
+          <w:b/>
+          <w:bCs/>
+          <w:color w:val="1F3A5F"/>
+          <w:sz w:val="24"/>
+          <w:szCs w:val="24"/>
+        </w:rPr>
+        <w:t xml:space="preserve">Why cardiovascular, neurological, and metabolic disease do not get an equivalent field</w:t>
+      </w:r>
+    </w:p>
+    <w:p>
+      <w:pPr>
+        <w:spacing w:after="160"/>
+      </w:pPr>
+      <w:r>
+        <w:t xml:space="preserve">These three categories are polygenic/multifactorial rather than single-gene inherited syndromes, and their own source guidelines score by relative count alone, not side of family. Cardiovascular: NCEP ATP III's definition of a positive family history for premature CHD counts first-degree relatives generally, with risk scaling by count (more than one first-degree relative raises the risk multiplier) rather than by lineage. Metabolic (type 2 diabetes) and neurological (Alzheimer's): standard risk literature for both counts affected first-degree relatives without a same-side screening rule — however, research in both areas (not yet formalized into any clinical guideline as a same-side criterion) shows a measurably stronger maternal than paternal association: for diabetes, maternal diagnosis is robustly associated with offspring risk while some studies find no significant effect from paternal diagnosis; for Alzheimer's, maternal family history is associated with higher amyloid-PET burden where paternal late-onset history alone is not. This is a real research finding, not a codified screening criterion, so no code change was made for these three categories.</w:t>
+      </w:r>
+    </w:p>
     <w:p>
       <w:pPr>
         <w:spacing w:after="160"/>

--- a/docs/PROAGE_ASSESSMENT_SOURCES.docx
+++ b/docs/PROAGE_ASSESSMENT_SOURCES.docx
@@ -1488,7 +1488,7 @@
         <w:t xml:space="preserve">As coded / displayed: </w:t>
       </w:r>
       <w:r>
-        <w:t xml:space="preserve">This check does not use dated academic citations. Each category result instead carries a source tag: "🇸🇬 Singapore MOH" (cardiovascular, colorectal cancer, metabolic/diabetes), "🌐 International (NCCN)" (other cancers), "🌐 International (mixed evidence)" (breast cancer), "🌐 International" (neurological).</w:t>
+        <w:t xml:space="preserve">This check does not use dated academic citations. Each category result instead carries a source tag: "🇸🇬 Singapore MOH" (cardiovascular, colorectal cancer, metabolic/diabetes), "🌐 International (NCCN)" (other cancers), "🌐 International (mixed evidence)" (breast cancer), "🌐 International" (neurological), and — added 2026-08-05, see the addendum below — "🌐 International (CDC, NCCN) · 🇸🇬 NCCS Singapore" for the cancer category’s same-side family-clustering trigger.</w:t>
       </w:r>
     </w:p>
     <w:p>
